--- a/assets/files/atelier/ecole/04-ldap_active_directory.docx
+++ b/assets/files/atelier/ecole/04-ldap_active_directory.docx
@@ -4,7 +4,7 @@
   <w:body>
     <w:tbl>
       <w:tblPr>
-        <w:tblW w:w="10349" w:type="dxa"/>
+        <w:tblW w:w="10343" w:type="dxa"/>
         <w:tblInd w:w="-106" w:type="dxa"/>
         <w:tblBorders>
           <w:top w:val="single" w:sz="4" w:space="0" w:color="auto"/>
@@ -17,10 +17,9 @@
         <w:tblLook w:val="00A0" w:firstRow="1" w:lastRow="0" w:firstColumn="1" w:lastColumn="0" w:noHBand="0" w:noVBand="0"/>
       </w:tblPr>
       <w:tblGrid>
-        <w:gridCol w:w="2978"/>
-        <w:gridCol w:w="1701"/>
-        <w:gridCol w:w="2410"/>
-        <w:gridCol w:w="3260"/>
+        <w:gridCol w:w="4345"/>
+        <w:gridCol w:w="2482"/>
+        <w:gridCol w:w="3516"/>
       </w:tblGrid>
       <w:tr>
         <w:trPr>
@@ -28,7 +27,7 @@
         </w:trPr>
         <w:tc>
           <w:tcPr>
-            <w:tcW w:w="2978" w:type="dxa"/>
+            <w:tcW w:w="4345" w:type="dxa"/>
             <w:vMerge w:val="restart"/>
           </w:tcPr>
           <w:p>
@@ -86,7 +85,7 @@
         </w:tc>
         <w:tc>
           <w:tcPr>
-            <w:tcW w:w="4111" w:type="dxa"/>
+            <w:tcW w:w="5998" w:type="dxa"/>
             <w:gridSpan w:val="2"/>
           </w:tcPr>
           <w:p>
@@ -120,32 +119,6 @@
               </w:rPr>
               <w:t>Services Informatiques aux Organisations</w:t>
             </w:r>
-          </w:p>
-        </w:tc>
-        <w:tc>
-          <w:tcPr>
-            <w:tcW w:w="3260" w:type="dxa"/>
-            <w:vMerge w:val="restart"/>
-          </w:tcPr>
-          <w:p>
-            <w:pPr>
-              <w:spacing w:after="0" w:line="240" w:lineRule="auto"/>
-            </w:pPr>
-          </w:p>
-          <w:p>
-            <w:pPr>
-              <w:spacing w:after="0" w:line="240" w:lineRule="auto"/>
-              <w:rPr>
-                <w:noProof/>
-                <w:lang w:eastAsia="fr-FR"/>
-              </w:rPr>
-            </w:pPr>
-          </w:p>
-          <w:p>
-            <w:pPr>
-              <w:spacing w:after="0" w:line="240" w:lineRule="auto"/>
-              <w:jc w:val="center"/>
-            </w:pPr>
           </w:p>
         </w:tc>
       </w:tr>
@@ -155,7 +128,7 @@
         </w:trPr>
         <w:tc>
           <w:tcPr>
-            <w:tcW w:w="2978" w:type="dxa"/>
+            <w:tcW w:w="4345" w:type="dxa"/>
             <w:vMerge/>
           </w:tcPr>
           <w:p>
@@ -166,7 +139,7 @@
         </w:tc>
         <w:tc>
           <w:tcPr>
-            <w:tcW w:w="1701" w:type="dxa"/>
+            <w:tcW w:w="2482" w:type="dxa"/>
           </w:tcPr>
           <w:p>
             <w:pPr>
@@ -191,7 +164,7 @@
         </w:tc>
         <w:tc>
           <w:tcPr>
-            <w:tcW w:w="2410" w:type="dxa"/>
+            <w:tcW w:w="3516" w:type="dxa"/>
           </w:tcPr>
           <w:p>
             <w:pPr>
@@ -209,17 +182,6 @@
               </w:rPr>
               <w:t>SISR</w:t>
             </w:r>
-          </w:p>
-        </w:tc>
-        <w:tc>
-          <w:tcPr>
-            <w:tcW w:w="3260" w:type="dxa"/>
-            <w:vMerge/>
-          </w:tcPr>
-          <w:p>
-            <w:pPr>
-              <w:pStyle w:val="Default"/>
-            </w:pPr>
           </w:p>
         </w:tc>
       </w:tr>
@@ -229,7 +191,7 @@
         </w:trPr>
         <w:tc>
           <w:tcPr>
-            <w:tcW w:w="2978" w:type="dxa"/>
+            <w:tcW w:w="4345" w:type="dxa"/>
             <w:vMerge/>
           </w:tcPr>
           <w:p>
@@ -240,7 +202,7 @@
         </w:tc>
         <w:tc>
           <w:tcPr>
-            <w:tcW w:w="1701" w:type="dxa"/>
+            <w:tcW w:w="2482" w:type="dxa"/>
           </w:tcPr>
           <w:p>
             <w:pPr>
@@ -265,7 +227,7 @@
         </w:tc>
         <w:tc>
           <w:tcPr>
-            <w:tcW w:w="2410" w:type="dxa"/>
+            <w:tcW w:w="3516" w:type="dxa"/>
           </w:tcPr>
           <w:p>
             <w:pPr>
@@ -294,55 +256,8 @@
                 <w:sz w:val="23"/>
                 <w:szCs w:val="23"/>
               </w:rPr>
-              <w:t>2</w:t>
-            </w:r>
-            <w:r>
-              <w:rPr>
-                <w:b/>
-                <w:bCs/>
-                <w:sz w:val="23"/>
-                <w:szCs w:val="23"/>
-              </w:rPr>
-              <w:t>1</w:t>
-            </w:r>
-            <w:r>
-              <w:rPr>
-                <w:b/>
-                <w:bCs/>
-                <w:sz w:val="23"/>
-                <w:szCs w:val="23"/>
-              </w:rPr>
-              <w:t>/</w:t>
-            </w:r>
-            <w:r>
-              <w:rPr>
-                <w:b/>
-                <w:bCs/>
-                <w:sz w:val="23"/>
-                <w:szCs w:val="23"/>
-              </w:rPr>
-              <w:t>2</w:t>
-            </w:r>
-            <w:r>
-              <w:rPr>
-                <w:b/>
-                <w:bCs/>
-                <w:sz w:val="23"/>
-                <w:szCs w:val="23"/>
-              </w:rPr>
-              <w:t>2</w:t>
-            </w:r>
-          </w:p>
-        </w:tc>
-        <w:tc>
-          <w:tcPr>
-            <w:tcW w:w="3260" w:type="dxa"/>
-            <w:vMerge/>
-          </w:tcPr>
-          <w:p>
-            <w:pPr>
-              <w:pStyle w:val="Default"/>
-            </w:pPr>
+              <w:t>21/22</w:t>
+            </w:r>
           </w:p>
         </w:tc>
       </w:tr>
